--- a/scratch/scratch-pacman.docx
+++ b/scratch/scratch-pacman.docx
@@ -1659,7 +1659,25 @@
           <w:sz w:val="40"/>
           <w:szCs w:val="40"/>
         </w:rPr>
-        <w:t xml:space="preserve">The main pellet is the energiser with a time limit of 2 seconds into the future using the </w:t>
+        <w:t xml:space="preserve">The energiser </w:t>
+      </w:r>
+      <w:r>
+        <w:rPr>
+          <w:i/>
+          <w:iCs/>
+          <w:sz w:val="40"/>
+          <w:szCs w:val="40"/>
+        </w:rPr>
+        <w:t>has</w:t>
+      </w:r>
+      <w:r>
+        <w:rPr>
+          <w:i/>
+          <w:iCs/>
+          <w:sz w:val="40"/>
+          <w:szCs w:val="40"/>
+        </w:rPr>
+        <w:t xml:space="preserve"> a time limit of 2 seconds into the future using the </w:t>
       </w:r>
       <w:r>
         <w:rPr>
@@ -1667,6 +1685,7 @@
           <w:bCs/>
           <w:i/>
           <w:iCs/>
+          <w:color w:val="0070C0"/>
           <w:sz w:val="40"/>
           <w:szCs w:val="40"/>
         </w:rPr>
@@ -1705,6 +1724,7 @@
           <w:bCs/>
           <w:i/>
           <w:iCs/>
+          <w:color w:val="0070C0"/>
           <w:sz w:val="40"/>
           <w:szCs w:val="40"/>
         </w:rPr>
@@ -1714,10 +1734,20 @@
         <w:rPr>
           <w:i/>
           <w:iCs/>
-          <w:sz w:val="40"/>
-          <w:szCs w:val="40"/>
-        </w:rPr>
-        <w:t xml:space="preserve"> is again bigger (later) than the </w:t>
+          <w:color w:val="0070C0"/>
+          <w:sz w:val="40"/>
+          <w:szCs w:val="40"/>
+        </w:rPr>
+        <w:t xml:space="preserve"> </w:t>
+      </w:r>
+      <w:r>
+        <w:rPr>
+          <w:i/>
+          <w:iCs/>
+          <w:sz w:val="40"/>
+          <w:szCs w:val="40"/>
+        </w:rPr>
+        <w:t xml:space="preserve">is bigger (later) than the </w:t>
       </w:r>
       <w:r>
         <w:rPr>
@@ -1725,6 +1755,7 @@
           <w:bCs/>
           <w:i/>
           <w:iCs/>
+          <w:color w:val="FF9300"/>
           <w:sz w:val="40"/>
           <w:szCs w:val="40"/>
         </w:rPr>
@@ -1734,10 +1765,20 @@
         <w:rPr>
           <w:i/>
           <w:iCs/>
-          <w:sz w:val="40"/>
-          <w:szCs w:val="40"/>
-        </w:rPr>
-        <w:t xml:space="preserve"> the normal ghost costume is displayed, and it heads towards Pac-Man. If it touches Pac-</w:t>
+          <w:color w:val="FF9300"/>
+          <w:sz w:val="40"/>
+          <w:szCs w:val="40"/>
+        </w:rPr>
+        <w:t xml:space="preserve"> </w:t>
+      </w:r>
+      <w:r>
+        <w:rPr>
+          <w:i/>
+          <w:iCs/>
+          <w:sz w:val="40"/>
+          <w:szCs w:val="40"/>
+        </w:rPr>
+        <w:t>the normal ghost costume is displayed, and it heads towards Pac-Man. If it touches Pac-</w:t>
       </w:r>
       <w:proofErr w:type="gramStart"/>
       <w:r>
@@ -1759,6 +1800,23 @@
         </w:rPr>
         <w:t xml:space="preserve"> it’s “game over.” </w:t>
       </w:r>
+    </w:p>
+    <w:p>
+      <w:pPr>
+        <w:pStyle w:val="ListParagraph"/>
+        <w:tabs>
+          <w:tab w:val="left" w:pos="426"/>
+        </w:tabs>
+        <w:spacing w:after="240" w:line="276" w:lineRule="auto"/>
+        <w:ind w:left="0" w:right="-761"/>
+        <w:contextualSpacing w:val="0"/>
+        <w:rPr>
+          <w:i/>
+          <w:iCs/>
+          <w:sz w:val="40"/>
+          <w:szCs w:val="40"/>
+        </w:rPr>
+      </w:pPr>
       <w:r>
         <w:rPr>
           <w:i/>
@@ -1816,6 +1874,7 @@
         <w:rPr>
           <w:b/>
           <w:bCs/>
+          <w:color w:val="FF9300"/>
           <w:sz w:val="40"/>
           <w:szCs w:val="40"/>
         </w:rPr>
@@ -1823,10 +1882,18 @@
       </w:r>
       <w:r>
         <w:rPr>
-          <w:sz w:val="40"/>
-          <w:szCs w:val="40"/>
-        </w:rPr>
-        <w:t xml:space="preserve"> and a</w:t>
+          <w:color w:val="FF9300"/>
+          <w:sz w:val="40"/>
+          <w:szCs w:val="40"/>
+        </w:rPr>
+        <w:t xml:space="preserve"> </w:t>
+      </w:r>
+      <w:r>
+        <w:rPr>
+          <w:sz w:val="40"/>
+          <w:szCs w:val="40"/>
+        </w:rPr>
+        <w:t>and a</w:t>
       </w:r>
       <w:r>
         <w:rPr>
@@ -1863,7 +1930,60 @@
           <w:sz w:val="40"/>
           <w:szCs w:val="40"/>
         </w:rPr>
-        <w:t>The loop at the end animates the ‘death’ of the ghost</w:t>
+        <w:t xml:space="preserve">The ghost has a random starting </w:t>
+      </w:r>
+      <w:proofErr w:type="gramStart"/>
+      <w:r>
+        <w:rPr>
+          <w:sz w:val="40"/>
+          <w:szCs w:val="40"/>
+        </w:rPr>
+        <w:t>position</w:t>
+      </w:r>
+      <w:proofErr w:type="gramEnd"/>
+      <w:r>
+        <w:rPr>
+          <w:sz w:val="40"/>
+          <w:szCs w:val="40"/>
+        </w:rPr>
+        <w:t xml:space="preserve"> and it loops until the ghost ‘</w:t>
+      </w:r>
+      <w:proofErr w:type="gramStart"/>
+      <w:r>
+        <w:rPr>
+          <w:sz w:val="40"/>
+          <w:szCs w:val="40"/>
+        </w:rPr>
+        <w:t>dies’</w:t>
+      </w:r>
+      <w:proofErr w:type="gramEnd"/>
+      <w:r>
+        <w:rPr>
+          <w:sz w:val="40"/>
+          <w:szCs w:val="40"/>
+        </w:rPr>
+        <w:t xml:space="preserve">. </w:t>
+      </w:r>
+      <w:r>
+        <w:rPr>
+          <w:sz w:val="40"/>
+          <w:szCs w:val="40"/>
+        </w:rPr>
+        <w:t xml:space="preserve">The </w:t>
+      </w:r>
+      <w:r>
+        <w:rPr>
+          <w:sz w:val="40"/>
+          <w:szCs w:val="40"/>
+        </w:rPr>
+        <w:t xml:space="preserve">small </w:t>
+      </w:r>
+      <w:r>
+        <w:rPr>
+          <w:sz w:val="40"/>
+          <w:szCs w:val="40"/>
+        </w:rPr>
+        <w:t>loop at the end animates the ‘death’ of the ghost</w:t>
       </w:r>
       <w:r>
         <w:rPr>
@@ -1893,9 +2013,17 @@
           <w:szCs w:val="40"/>
         </w:rPr>
         <w:drawing>
-          <wp:inline distT="0" distB="0" distL="0" distR="0" wp14:anchorId="001A4D46" wp14:editId="3DF25F31">
-            <wp:extent cx="2595806" cy="6560310"/>
+          <wp:anchor distT="0" distB="0" distL="114300" distR="114300" simplePos="0" relativeHeight="251771904" behindDoc="1" locked="0" layoutInCell="1" allowOverlap="1" wp14:anchorId="001A4D46" wp14:editId="7325EC16">
+            <wp:simplePos x="0" y="0"/>
+            <wp:positionH relativeFrom="column">
+              <wp:posOffset>1983105</wp:posOffset>
+            </wp:positionH>
+            <wp:positionV relativeFrom="paragraph">
+              <wp:posOffset>-1978025</wp:posOffset>
+            </wp:positionV>
+            <wp:extent cx="2595245" cy="6560185"/>
             <wp:effectExtent l="0" t="1270" r="0" b="0"/>
+            <wp:wrapTopAndBottom/>
             <wp:docPr id="1483692604" name="Picture 10"/>
             <wp:cNvGraphicFramePr>
               <a:graphicFrameLocks xmlns:a="http://schemas.openxmlformats.org/drawingml/2006/main" noChangeAspect="1"/>
@@ -1922,7 +2050,7 @@
                   <pic:spPr>
                     <a:xfrm rot="16200000">
                       <a:off x="0" y="0"/>
-                      <a:ext cx="2647962" cy="6692123"/>
+                      <a:ext cx="2595245" cy="6560185"/>
                     </a:xfrm>
                     <a:prstGeom prst="rect">
                       <a:avLst/>
@@ -1931,8 +2059,102 @@
                 </pic:pic>
               </a:graphicData>
             </a:graphic>
-          </wp:inline>
+            <wp14:sizeRelH relativeFrom="page">
+              <wp14:pctWidth>0</wp14:pctWidth>
+            </wp14:sizeRelH>
+            <wp14:sizeRelV relativeFrom="page">
+              <wp14:pctHeight>0</wp14:pctHeight>
+            </wp14:sizeRelV>
+          </wp:anchor>
         </w:drawing>
+      </w:r>
+      <w:r>
+        <w:rPr>
+          <w:sz w:val="40"/>
+          <w:szCs w:val="40"/>
+        </w:rPr>
+        <w:t>The set x block does the same wrap-around as in Pac-Man and t</w:t>
+      </w:r>
+      <w:r>
+        <w:rPr>
+          <w:sz w:val="40"/>
+          <w:szCs w:val="40"/>
+        </w:rPr>
+        <w:t>he grouping of the blocks is</w:t>
+      </w:r>
+      <w:r>
+        <w:rPr>
+          <w:sz w:val="40"/>
+          <w:szCs w:val="40"/>
+        </w:rPr>
+        <w:t xml:space="preserve"> the same:</w:t>
+      </w:r>
+      <w:r>
+        <w:rPr>
+          <w:sz w:val="40"/>
+          <w:szCs w:val="40"/>
+        </w:rPr>
+        <w:br/>
+      </w:r>
+      <w:r>
+        <w:rPr>
+          <w:sz w:val="40"/>
+          <w:szCs w:val="40"/>
+        </w:rPr>
+        <w:t xml:space="preserve"> (((</w:t>
+      </w:r>
+      <w:r>
+        <w:rPr>
+          <w:color w:val="0070C0"/>
+          <w:sz w:val="40"/>
+          <w:szCs w:val="40"/>
+        </w:rPr>
+        <w:t xml:space="preserve">x position </w:t>
+      </w:r>
+      <w:r>
+        <w:rPr>
+          <w:color w:val="00B050"/>
+          <w:sz w:val="40"/>
+          <w:szCs w:val="40"/>
+        </w:rPr>
+        <w:t>+</w:t>
+      </w:r>
+      <w:r>
+        <w:rPr>
+          <w:sz w:val="40"/>
+          <w:szCs w:val="40"/>
+        </w:rPr>
+        <w:t xml:space="preserve"> 230) </w:t>
+      </w:r>
+      <w:r>
+        <w:rPr>
+          <w:color w:val="00B050"/>
+          <w:sz w:val="40"/>
+          <w:szCs w:val="40"/>
+        </w:rPr>
+        <w:t xml:space="preserve">mod </w:t>
+      </w:r>
+      <w:r>
+        <w:rPr>
+          <w:sz w:val="40"/>
+          <w:szCs w:val="40"/>
+        </w:rPr>
+        <w:t xml:space="preserve">460) </w:t>
+      </w:r>
+      <w:r>
+        <w:rPr>
+          <w:color w:val="00B050"/>
+          <w:sz w:val="40"/>
+          <w:szCs w:val="40"/>
+        </w:rPr>
+        <w:t xml:space="preserve">– </w:t>
+      </w:r>
+      <w:r>
+        <w:rPr>
+          <w:sz w:val="40"/>
+          <w:szCs w:val="40"/>
+        </w:rPr>
+        <w:t>230).</w:t>
       </w:r>
     </w:p>
     <w:p>
@@ -1958,13 +2180,13 @@
         </w:rPr>
         <w:lastRenderedPageBreak/>
         <w:drawing>
-          <wp:anchor distT="0" distB="0" distL="114300" distR="114300" simplePos="0" relativeHeight="251768832" behindDoc="1" locked="0" layoutInCell="1" allowOverlap="1" wp14:anchorId="19CAF624" wp14:editId="3729623B">
+          <wp:anchor distT="0" distB="0" distL="114300" distR="114300" simplePos="0" relativeHeight="251768832" behindDoc="1" locked="0" layoutInCell="1" allowOverlap="1" wp14:anchorId="19CAF624" wp14:editId="248B5C09">
             <wp:simplePos x="0" y="0"/>
             <wp:positionH relativeFrom="column">
-              <wp:posOffset>4101465</wp:posOffset>
+              <wp:posOffset>4152739</wp:posOffset>
             </wp:positionH>
             <wp:positionV relativeFrom="paragraph">
-              <wp:posOffset>333748</wp:posOffset>
+              <wp:posOffset>196</wp:posOffset>
             </wp:positionV>
             <wp:extent cx="2434590" cy="2022475"/>
             <wp:effectExtent l="0" t="0" r="3810" b="0"/>
@@ -2028,32 +2250,52 @@
           <w:sz w:val="40"/>
           <w:szCs w:val="40"/>
         </w:rPr>
-        <w:t>.</w:t>
-      </w:r>
-    </w:p>
-    <w:p>
-      <w:pPr>
-        <w:tabs>
-          <w:tab w:val="left" w:pos="426"/>
-          <w:tab w:val="left" w:pos="709"/>
-        </w:tabs>
-        <w:spacing w:before="240" w:after="240" w:line="276" w:lineRule="auto"/>
-        <w:ind w:right="-760"/>
-        <w:rPr>
-          <w:i/>
-          <w:iCs/>
-          <w:sz w:val="40"/>
-          <w:szCs w:val="40"/>
-        </w:rPr>
-      </w:pPr>
-      <w:r>
-        <w:rPr>
-          <w:i/>
-          <w:iCs/>
-          <w:sz w:val="40"/>
-          <w:szCs w:val="40"/>
-        </w:rPr>
-        <w:t>The ghost reacts to the energiser by changing to the “frightened” costume and heading away from Pac-Man.</w:t>
+        <w:t xml:space="preserve">The ghost reacts to the energiser by changing to the “frightened” costume and </w:t>
+      </w:r>
+      <w:r>
+        <w:rPr>
+          <w:i/>
+          <w:iCs/>
+          <w:sz w:val="40"/>
+          <w:szCs w:val="40"/>
+        </w:rPr>
+        <w:t>m</w:t>
+      </w:r>
+      <w:r>
+        <w:rPr>
+          <w:i/>
+          <w:iCs/>
+          <w:sz w:val="40"/>
+          <w:szCs w:val="40"/>
+        </w:rPr>
+        <w:t>aking</w:t>
+      </w:r>
+      <w:r>
+        <w:rPr>
+          <w:i/>
+          <w:iCs/>
+          <w:sz w:val="40"/>
+          <w:szCs w:val="40"/>
+        </w:rPr>
+        <w:t xml:space="preserve"> </w:t>
+      </w:r>
+      <w:r>
+        <w:rPr>
+          <w:i/>
+          <w:iCs/>
+          <w:sz w:val="40"/>
+          <w:szCs w:val="40"/>
+        </w:rPr>
+        <w:t xml:space="preserve">a 180° turn away </w:t>
+      </w:r>
+      <w:r>
+        <w:rPr>
+          <w:i/>
+          <w:iCs/>
+          <w:sz w:val="40"/>
+          <w:szCs w:val="40"/>
+        </w:rPr>
+        <w:t>from Pac-Man.</w:t>
       </w:r>
     </w:p>
     <w:p>
@@ -2113,19 +2355,97 @@
         <w:spacing w:before="120" w:line="276" w:lineRule="auto"/>
         <w:ind w:right="-476"/>
         <w:rPr>
-          <w:sz w:val="40"/>
-          <w:szCs w:val="40"/>
-        </w:rPr>
-      </w:pPr>
-      <w:r>
-        <w:rPr>
-          <w:i/>
-          <w:iCs/>
-          <w:sz w:val="40"/>
-          <w:szCs w:val="40"/>
-        </w:rPr>
-        <w:t>If you duplicate the ghost and select a different colour, how hard is it to play?</w:t>
-      </w:r>
+          <w:i/>
+          <w:iCs/>
+          <w:sz w:val="40"/>
+          <w:szCs w:val="40"/>
+        </w:rPr>
+      </w:pPr>
+      <w:r>
+        <w:rPr>
+          <w:i/>
+          <w:iCs/>
+          <w:sz w:val="40"/>
+          <w:szCs w:val="40"/>
+        </w:rPr>
+        <w:t>Try</w:t>
+      </w:r>
+      <w:r>
+        <w:rPr>
+          <w:i/>
+          <w:iCs/>
+          <w:sz w:val="40"/>
+          <w:szCs w:val="40"/>
+        </w:rPr>
+        <w:t xml:space="preserve"> duplicat</w:t>
+      </w:r>
+      <w:r>
+        <w:rPr>
+          <w:i/>
+          <w:iCs/>
+          <w:sz w:val="40"/>
+          <w:szCs w:val="40"/>
+        </w:rPr>
+        <w:t>ing</w:t>
+      </w:r>
+      <w:r>
+        <w:rPr>
+          <w:i/>
+          <w:iCs/>
+          <w:sz w:val="40"/>
+          <w:szCs w:val="40"/>
+        </w:rPr>
+        <w:t xml:space="preserve"> the ghost and select</w:t>
+      </w:r>
+      <w:r>
+        <w:rPr>
+          <w:i/>
+          <w:iCs/>
+          <w:sz w:val="40"/>
+          <w:szCs w:val="40"/>
+        </w:rPr>
+        <w:t>ing</w:t>
+      </w:r>
+      <w:r>
+        <w:rPr>
+          <w:i/>
+          <w:iCs/>
+          <w:sz w:val="40"/>
+          <w:szCs w:val="40"/>
+        </w:rPr>
+        <w:t xml:space="preserve"> a different c</w:t>
+      </w:r>
+      <w:r>
+        <w:rPr>
+          <w:i/>
+          <w:iCs/>
+          <w:sz w:val="40"/>
+          <w:szCs w:val="40"/>
+        </w:rPr>
+        <w:t>haracter (Inky, Blinky, Pinky or Clyde)</w:t>
+      </w:r>
+      <w:r>
+        <w:rPr>
+          <w:i/>
+          <w:iCs/>
+          <w:sz w:val="40"/>
+          <w:szCs w:val="40"/>
+        </w:rPr>
+        <w:t>, how hard is it to play?</w:t>
+      </w:r>
+    </w:p>
+    <w:p>
+      <w:pPr>
+        <w:tabs>
+          <w:tab w:val="left" w:pos="0"/>
+        </w:tabs>
+        <w:spacing w:before="120" w:line="276" w:lineRule="auto"/>
+        <w:ind w:right="-476"/>
+        <w:rPr>
+          <w:sz w:val="40"/>
+          <w:szCs w:val="40"/>
+        </w:rPr>
+      </w:pPr>
       <w:r>
         <w:rPr>
           <w:i/>

--- a/scratch/scratch-pacman.docx
+++ b/scratch/scratch-pacman.docx
@@ -309,7 +309,7 @@
             <w:sz w:val="32"/>
             <w:szCs w:val="32"/>
           </w:rPr>
-          <w:t>https://codeclub67.github.io/images/pacman.png</w:t>
+          <w:t>https://codeclub67.github.io/images/pacman.gif</w:t>
         </w:r>
       </w:hyperlink>
       <w:r>
@@ -327,23 +327,7 @@
             <w:sz w:val="32"/>
             <w:szCs w:val="32"/>
           </w:rPr>
-          <w:t>https://codeclub67.github.io/images/</w:t>
-        </w:r>
-        <w:r>
-          <w:rPr>
-            <w:rStyle w:val="Hyperlink"/>
-            <w:sz w:val="32"/>
-            <w:szCs w:val="32"/>
-          </w:rPr>
-          <w:t>ghost</w:t>
-        </w:r>
-        <w:r>
-          <w:rPr>
-            <w:rStyle w:val="Hyperlink"/>
-            <w:sz w:val="32"/>
-            <w:szCs w:val="32"/>
-          </w:rPr>
-          <w:t>.png</w:t>
+          <w:t>https://codeclub67.github.io/images/ghost.gif</w:t>
         </w:r>
       </w:hyperlink>
       <w:r>
@@ -361,23 +345,7 @@
             <w:sz w:val="32"/>
             <w:szCs w:val="32"/>
           </w:rPr>
-          <w:t>https://codeclub67.github.io/images/p</w:t>
-        </w:r>
-        <w:r>
-          <w:rPr>
-            <w:rStyle w:val="Hyperlink"/>
-            <w:sz w:val="32"/>
-            <w:szCs w:val="32"/>
-          </w:rPr>
-          <w:t>ellet</w:t>
-        </w:r>
-        <w:r>
-          <w:rPr>
-            <w:rStyle w:val="Hyperlink"/>
-            <w:sz w:val="32"/>
-            <w:szCs w:val="32"/>
-          </w:rPr>
-          <w:t>.png</w:t>
+          <w:t>https://codeclub67.github.io/images/pellet.gif</w:t>
         </w:r>
       </w:hyperlink>
     </w:p>
@@ -1586,14 +1554,7 @@
           <w:sz w:val="40"/>
           <w:szCs w:val="40"/>
         </w:rPr>
-        <w:t xml:space="preserve"> </w:t>
-      </w:r>
-      <w:r>
-        <w:rPr>
-          <w:sz w:val="40"/>
-          <w:szCs w:val="40"/>
-        </w:rPr>
-        <w:t>(see code right)</w:t>
+        <w:t xml:space="preserve"> (see code right)</w:t>
       </w:r>
       <w:r>
         <w:rPr>
@@ -1698,16 +1659,7 @@
           <w:sz w:val="40"/>
           <w:szCs w:val="40"/>
         </w:rPr>
-        <w:t>.</w:t>
-      </w:r>
-      <w:r>
-        <w:rPr>
-          <w:i/>
-          <w:iCs/>
-          <w:sz w:val="40"/>
-          <w:szCs w:val="40"/>
-        </w:rPr>
-        <w:t xml:space="preserve"> </w:t>
+        <w:t xml:space="preserve">. </w:t>
       </w:r>
       <w:r>
         <w:rPr>
@@ -1824,25 +1776,7 @@
           <w:sz w:val="40"/>
           <w:szCs w:val="40"/>
         </w:rPr>
-        <w:t>However, if the time limit hasn’t expired and the ghost touches Pac-Man, then the ghost ‘dies’ (costume 6</w:t>
-      </w:r>
-      <w:r>
-        <w:rPr>
-          <w:i/>
-          <w:iCs/>
-          <w:sz w:val="40"/>
-          <w:szCs w:val="40"/>
-        </w:rPr>
-        <w:t xml:space="preserve"> “eyes”</w:t>
-      </w:r>
-      <w:r>
-        <w:rPr>
-          <w:i/>
-          <w:iCs/>
-          <w:sz w:val="40"/>
-          <w:szCs w:val="40"/>
-        </w:rPr>
-        <w:t>).</w:t>
+        <w:t>However, if the time limit hasn’t expired and the ghost touches Pac-Man, then the ghost ‘dies’ (costume 6 “eyes”).</w:t>
       </w:r>
     </w:p>
     <w:p>
@@ -2073,21 +2007,7 @@
           <w:sz w:val="40"/>
           <w:szCs w:val="40"/>
         </w:rPr>
-        <w:t>The set x block does the same wrap-around as in Pac-Man and t</w:t>
-      </w:r>
-      <w:r>
-        <w:rPr>
-          <w:sz w:val="40"/>
-          <w:szCs w:val="40"/>
-        </w:rPr>
-        <w:t>he grouping of the blocks is</w:t>
-      </w:r>
-      <w:r>
-        <w:rPr>
-          <w:sz w:val="40"/>
-          <w:szCs w:val="40"/>
-        </w:rPr>
-        <w:t xml:space="preserve"> the same:</w:t>
+        <w:t>The set x block does the same wrap-around as in Pac-Man and the grouping of the blocks is the same:</w:t>
       </w:r>
       <w:r>
         <w:rPr>
@@ -2095,12 +2015,6 @@
           <w:szCs w:val="40"/>
         </w:rPr>
         <w:br/>
-      </w:r>
-      <w:r>
-        <w:rPr>
-          <w:sz w:val="40"/>
-          <w:szCs w:val="40"/>
-        </w:rPr>
         <w:t xml:space="preserve"> (((</w:t>
       </w:r>
       <w:r>
@@ -4931,6 +4845,7 @@
   <w:style w:type="character" w:default="1" w:styleId="DefaultParagraphFont">
     <w:name w:val="Default Paragraph Font"/>
     <w:uiPriority w:val="1"/>
+    <w:semiHidden/>
     <w:unhideWhenUsed/>
   </w:style>
   <w:style w:type="table" w:default="1" w:styleId="TableNormal">

--- a/scratch/scratch-pacman.docx
+++ b/scratch/scratch-pacman.docx
@@ -194,18 +194,36 @@
       <w:pPr>
         <w:rPr>
           <w:rFonts w:eastAsia="Times New Roman" w:cs="Times New Roman"/>
-        </w:rPr>
-      </w:pPr>
-      <w:r>
+          <w:sz w:val="10"/>
+          <w:szCs w:val="10"/>
+        </w:rPr>
+      </w:pPr>
+      <w:r>
+        <w:rPr>
+          <w:sz w:val="10"/>
+          <w:szCs w:val="10"/>
+        </w:rPr>
         <w:fldChar w:fldCharType="begin"/>
       </w:r>
       <w:r>
+        <w:rPr>
+          <w:sz w:val="10"/>
+          <w:szCs w:val="10"/>
+        </w:rPr>
         <w:instrText xml:space="preserve"> INCLUDEPICTURE "https://upload.wikimedia.org/wikipedia/en/thumb/c/cd/Breakout_game_screenshot.png/220px-Breakout_game_screenshot.png" \* MERGEFORMATINET </w:instrText>
       </w:r>
       <w:r>
+        <w:rPr>
+          <w:sz w:val="10"/>
+          <w:szCs w:val="10"/>
+        </w:rPr>
         <w:fldChar w:fldCharType="separate"/>
       </w:r>
       <w:r>
+        <w:rPr>
+          <w:sz w:val="10"/>
+          <w:szCs w:val="10"/>
+        </w:rPr>
         <w:fldChar w:fldCharType="end"/>
       </w:r>
     </w:p>
@@ -251,6 +269,38 @@
           <w:sz w:val="40"/>
           <w:szCs w:val="40"/>
         </w:rPr>
+        <w:t xml:space="preserve">Register/login at </w:t>
+      </w:r>
+      <w:hyperlink r:id="rId7" w:history="1">
+        <w:r>
+          <w:rPr>
+            <w:rStyle w:val="Hyperlink"/>
+            <w:sz w:val="40"/>
+            <w:szCs w:val="40"/>
+          </w:rPr>
+          <w:t>https://scratch.mit.edu</w:t>
+        </w:r>
+      </w:hyperlink>
+    </w:p>
+    <w:p>
+      <w:pPr>
+        <w:pStyle w:val="ListParagraph"/>
+        <w:numPr>
+          <w:ilvl w:val="0"/>
+          <w:numId w:val="6"/>
+        </w:numPr>
+        <w:spacing w:line="276" w:lineRule="auto"/>
+        <w:ind w:left="426" w:hanging="426"/>
+        <w:rPr>
+          <w:sz w:val="40"/>
+          <w:szCs w:val="40"/>
+        </w:rPr>
+      </w:pPr>
+      <w:r>
+        <w:rPr>
+          <w:sz w:val="40"/>
+          <w:szCs w:val="40"/>
+        </w:rPr>
         <w:t>Download</w:t>
       </w:r>
       <w:r>
@@ -302,7 +352,7 @@
         </w:rPr>
         <w:br/>
       </w:r>
-      <w:hyperlink r:id="rId7" w:history="1">
+      <w:hyperlink r:id="rId8" w:history="1">
         <w:r>
           <w:rPr>
             <w:rStyle w:val="Hyperlink"/>
@@ -320,7 +370,7 @@
         </w:rPr>
         <w:br/>
       </w:r>
-      <w:hyperlink r:id="rId8" w:history="1">
+      <w:hyperlink r:id="rId9" w:history="1">
         <w:r>
           <w:rPr>
             <w:rStyle w:val="Hyperlink"/>
@@ -338,7 +388,7 @@
         </w:rPr>
         <w:br/>
       </w:r>
-      <w:hyperlink r:id="rId9" w:history="1">
+      <w:hyperlink r:id="rId10" w:history="1">
         <w:r>
           <w:rPr>
             <w:rStyle w:val="Hyperlink"/>
@@ -436,7 +486,7 @@
           <w:szCs w:val="40"/>
         </w:rPr>
         <w:drawing>
-          <wp:anchor distT="0" distB="0" distL="114300" distR="114300" simplePos="0" relativeHeight="251765760" behindDoc="1" locked="0" layoutInCell="1" allowOverlap="1" wp14:anchorId="293DB13B" wp14:editId="2F35BCBF">
+          <wp:anchor distT="0" distB="0" distL="114300" distR="114300" simplePos="0" relativeHeight="251765760" behindDoc="1" locked="0" layoutInCell="1" allowOverlap="1" wp14:anchorId="293DB13B" wp14:editId="79C59C5A">
             <wp:simplePos x="0" y="0"/>
             <wp:positionH relativeFrom="column">
               <wp:posOffset>5171688</wp:posOffset>
@@ -467,7 +517,7 @@
                     <pic:cNvPicPr/>
                   </pic:nvPicPr>
                   <pic:blipFill>
-                    <a:blip r:embed="rId10">
+                    <a:blip r:embed="rId11">
                       <a:extLst>
                         <a:ext uri="{28A0092B-C50C-407E-A947-70E740481C1C}">
                           <a14:useLocalDpi xmlns:a14="http://schemas.microsoft.com/office/drawing/2010/main" val="0"/>
@@ -565,8 +615,8 @@
         <w:tabs>
           <w:tab w:val="left" w:pos="426"/>
         </w:tabs>
-        <w:spacing w:before="120" w:after="120" w:line="276" w:lineRule="auto"/>
-        <w:ind w:right="-903"/>
+        <w:spacing w:before="120" w:line="276" w:lineRule="auto"/>
+        <w:ind w:right="-902"/>
         <w:rPr>
           <w:i/>
           <w:iCs/>
@@ -581,7 +631,7 @@
           <w:szCs w:val="40"/>
         </w:rPr>
         <w:drawing>
-          <wp:anchor distT="0" distB="0" distL="114300" distR="114300" simplePos="0" relativeHeight="251769856" behindDoc="1" locked="0" layoutInCell="1" allowOverlap="1" wp14:anchorId="5D1E7B9D" wp14:editId="48CFD5A1">
+          <wp:anchor distT="0" distB="0" distL="114300" distR="114300" simplePos="0" relativeHeight="251769856" behindDoc="1" locked="0" layoutInCell="1" allowOverlap="1" wp14:anchorId="5D1E7B9D" wp14:editId="6CEBD421">
             <wp:simplePos x="0" y="0"/>
             <wp:positionH relativeFrom="column">
               <wp:posOffset>667385</wp:posOffset>
@@ -612,7 +662,7 @@
                     <pic:cNvPicPr/>
                   </pic:nvPicPr>
                   <pic:blipFill>
-                    <a:blip r:embed="rId11">
+                    <a:blip r:embed="rId12">
                       <a:extLst>
                         <a:ext uri="{28A0092B-C50C-407E-A947-70E740481C1C}">
                           <a14:useLocalDpi xmlns:a14="http://schemas.microsoft.com/office/drawing/2010/main" val="0"/>
@@ -701,17 +751,317 @@
       <w:r>
         <w:rPr>
           <w:noProof/>
+          <w:sz w:val="36"/>
+          <w:szCs w:val="36"/>
+        </w:rPr>
+        <mc:AlternateContent>
+          <mc:Choice Requires="wps">
+            <w:drawing>
+              <wp:anchor distT="0" distB="0" distL="114300" distR="114300" simplePos="0" relativeHeight="251772928" behindDoc="0" locked="0" layoutInCell="1" allowOverlap="1" wp14:anchorId="30AF1EE1" wp14:editId="46AF7017">
+                <wp:simplePos x="0" y="0"/>
+                <wp:positionH relativeFrom="column">
+                  <wp:posOffset>76752</wp:posOffset>
+                </wp:positionH>
+                <wp:positionV relativeFrom="paragraph">
+                  <wp:posOffset>452755</wp:posOffset>
+                </wp:positionV>
+                <wp:extent cx="2760292" cy="1068224"/>
+                <wp:effectExtent l="0" t="0" r="0" b="0"/>
+                <wp:wrapNone/>
+                <wp:docPr id="419240827" name="Text Box 1"/>
+                <wp:cNvGraphicFramePr/>
+                <a:graphic xmlns:a="http://schemas.openxmlformats.org/drawingml/2006/main">
+                  <a:graphicData uri="http://schemas.microsoft.com/office/word/2010/wordprocessingShape">
+                    <wps:wsp>
+                      <wps:cNvSpPr txBox="1"/>
+                      <wps:spPr>
+                        <a:xfrm>
+                          <a:off x="0" y="0"/>
+                          <a:ext cx="2760292" cy="1068224"/>
+                        </a:xfrm>
+                        <a:prstGeom prst="rect">
+                          <a:avLst/>
+                        </a:prstGeom>
+                        <a:noFill/>
+                        <a:ln w="6350">
+                          <a:noFill/>
+                        </a:ln>
+                      </wps:spPr>
+                      <wps:txbx>
+                        <w:txbxContent>
+                          <w:p>
+                            <w:pPr>
+                              <w:rPr>
+                                <w:sz w:val="32"/>
+                                <w:szCs w:val="32"/>
+                              </w:rPr>
+                            </w:pPr>
+                            <w:r>
+                              <w:rPr>
+                                <w:sz w:val="32"/>
+                                <w:szCs w:val="32"/>
+                              </w:rPr>
+                              <w:t xml:space="preserve">The grouping of </w:t>
+                            </w:r>
+                            <w:r>
+                              <w:rPr>
+                                <w:b/>
+                                <w:bCs/>
+                                <w:color w:val="0070C0"/>
+                                <w:sz w:val="32"/>
+                                <w:szCs w:val="32"/>
+                              </w:rPr>
+                              <w:t>set x</w:t>
+                            </w:r>
+                            <w:r>
+                              <w:rPr>
+                                <w:sz w:val="32"/>
+                                <w:szCs w:val="32"/>
+                              </w:rPr>
+                              <w:t xml:space="preserve"> is:</w:t>
+                            </w:r>
+                            <w:r>
+                              <w:rPr>
+                                <w:sz w:val="32"/>
+                                <w:szCs w:val="32"/>
+                              </w:rPr>
+                              <w:br/>
+                              <w:t>((</w:t>
+                            </w:r>
+                            <w:r>
+                              <w:rPr>
+                                <w:color w:val="00B050"/>
+                                <w:sz w:val="28"/>
+                                <w:szCs w:val="28"/>
+                              </w:rPr>
+                              <w:t>random 0 to 22</w:t>
+                            </w:r>
+                            <w:r>
+                              <w:rPr>
+                                <w:sz w:val="32"/>
+                                <w:szCs w:val="32"/>
+                              </w:rPr>
+                              <w:t xml:space="preserve">) </w:t>
+                            </w:r>
+                            <w:r>
+                              <w:rPr>
+                                <w:color w:val="00B050"/>
+                                <w:sz w:val="32"/>
+                                <w:szCs w:val="32"/>
+                              </w:rPr>
+                              <w:t>*</w:t>
+                            </w:r>
+                            <w:r>
+                              <w:rPr>
+                                <w:sz w:val="32"/>
+                                <w:szCs w:val="32"/>
+                              </w:rPr>
+                              <w:t xml:space="preserve"> </w:t>
+                            </w:r>
+                            <w:r>
+                              <w:rPr>
+                                <w:sz w:val="28"/>
+                                <w:szCs w:val="28"/>
+                              </w:rPr>
+                              <w:t>20</w:t>
+                            </w:r>
+                            <w:r>
+                              <w:rPr>
+                                <w:sz w:val="32"/>
+                                <w:szCs w:val="32"/>
+                              </w:rPr>
+                              <w:t xml:space="preserve">) </w:t>
+                            </w:r>
+                            <w:r>
+                              <w:rPr>
+                                <w:color w:val="00B050"/>
+                                <w:sz w:val="32"/>
+                                <w:szCs w:val="32"/>
+                              </w:rPr>
+                              <w:t>–</w:t>
+                            </w:r>
+                            <w:r>
+                              <w:rPr>
+                                <w:sz w:val="32"/>
+                                <w:szCs w:val="32"/>
+                              </w:rPr>
+                              <w:t xml:space="preserve"> </w:t>
+                            </w:r>
+                            <w:r>
+                              <w:rPr>
+                                <w:sz w:val="28"/>
+                                <w:szCs w:val="28"/>
+                              </w:rPr>
+                              <w:t>220</w:t>
+                            </w:r>
+                            <w:r>
+                              <w:rPr>
+                                <w:sz w:val="32"/>
+                                <w:szCs w:val="32"/>
+                              </w:rPr>
+                              <w:t>)</w:t>
+                            </w:r>
+                          </w:p>
+                        </w:txbxContent>
+                      </wps:txbx>
+                      <wps:bodyPr rot="0" spcFirstLastPara="0" vertOverflow="overflow" horzOverflow="overflow" vert="horz" wrap="square" lIns="91440" tIns="45720" rIns="91440" bIns="45720" numCol="1" spcCol="0" rtlCol="0" fromWordArt="0" anchor="t" anchorCtr="0" forceAA="0" compatLnSpc="1">
+                        <a:prstTxWarp prst="textNoShape">
+                          <a:avLst/>
+                        </a:prstTxWarp>
+                        <a:noAutofit/>
+                      </wps:bodyPr>
+                    </wps:wsp>
+                  </a:graphicData>
+                </a:graphic>
+                <wp14:sizeRelH relativeFrom="margin">
+                  <wp14:pctWidth>0</wp14:pctWidth>
+                </wp14:sizeRelH>
+              </wp:anchor>
+            </w:drawing>
+          </mc:Choice>
+          <mc:Fallback>
+            <w:pict>
+              <v:shapetype w14:anchorId="30AF1EE1" id="_x0000_t202" coordsize="21600,21600" o:spt="202" path="m,l,21600r21600,l21600,xe">
+                <v:stroke joinstyle="miter"/>
+                <v:path gradientshapeok="t" o:connecttype="rect"/>
+              </v:shapetype>
+              <v:shape id="Text Box 1" o:spid="_x0000_s1026" type="#_x0000_t202" style="position:absolute;left:0;text-align:left;margin-left:6.05pt;margin-top:35.65pt;width:217.35pt;height:84.1pt;z-index:251772928;visibility:visible;mso-wrap-style:square;mso-width-percent:0;mso-wrap-distance-left:9pt;mso-wrap-distance-top:0;mso-wrap-distance-right:9pt;mso-wrap-distance-bottom:0;mso-position-horizontal:absolute;mso-position-horizontal-relative:text;mso-position-vertical:absolute;mso-position-vertical-relative:text;mso-width-percent:0;mso-width-relative:margin;v-text-anchor:top" o:gfxdata="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" filled="f" stroked="f" strokeweight=".5pt">
+                <v:textbox>
+                  <w:txbxContent>
+                    <w:p>
+                      <w:pPr>
+                        <w:rPr>
+                          <w:sz w:val="32"/>
+                          <w:szCs w:val="32"/>
+                        </w:rPr>
+                      </w:pPr>
+                      <w:r>
+                        <w:rPr>
+                          <w:sz w:val="32"/>
+                          <w:szCs w:val="32"/>
+                        </w:rPr>
+                        <w:t xml:space="preserve">The grouping of </w:t>
+                      </w:r>
+                      <w:r>
+                        <w:rPr>
+                          <w:b/>
+                          <w:bCs/>
+                          <w:color w:val="0070C0"/>
+                          <w:sz w:val="32"/>
+                          <w:szCs w:val="32"/>
+                        </w:rPr>
+                        <w:t>set x</w:t>
+                      </w:r>
+                      <w:r>
+                        <w:rPr>
+                          <w:sz w:val="32"/>
+                          <w:szCs w:val="32"/>
+                        </w:rPr>
+                        <w:t xml:space="preserve"> is:</w:t>
+                      </w:r>
+                      <w:r>
+                        <w:rPr>
+                          <w:sz w:val="32"/>
+                          <w:szCs w:val="32"/>
+                        </w:rPr>
+                        <w:br/>
+                        <w:t>((</w:t>
+                      </w:r>
+                      <w:r>
+                        <w:rPr>
+                          <w:color w:val="00B050"/>
+                          <w:sz w:val="28"/>
+                          <w:szCs w:val="28"/>
+                        </w:rPr>
+                        <w:t>random 0 to 22</w:t>
+                      </w:r>
+                      <w:r>
+                        <w:rPr>
+                          <w:sz w:val="32"/>
+                          <w:szCs w:val="32"/>
+                        </w:rPr>
+                        <w:t xml:space="preserve">) </w:t>
+                      </w:r>
+                      <w:r>
+                        <w:rPr>
+                          <w:color w:val="00B050"/>
+                          <w:sz w:val="32"/>
+                          <w:szCs w:val="32"/>
+                        </w:rPr>
+                        <w:t>*</w:t>
+                      </w:r>
+                      <w:r>
+                        <w:rPr>
+                          <w:sz w:val="32"/>
+                          <w:szCs w:val="32"/>
+                        </w:rPr>
+                        <w:t xml:space="preserve"> </w:t>
+                      </w:r>
+                      <w:r>
+                        <w:rPr>
+                          <w:sz w:val="28"/>
+                          <w:szCs w:val="28"/>
+                        </w:rPr>
+                        <w:t>20</w:t>
+                      </w:r>
+                      <w:r>
+                        <w:rPr>
+                          <w:sz w:val="32"/>
+                          <w:szCs w:val="32"/>
+                        </w:rPr>
+                        <w:t xml:space="preserve">) </w:t>
+                      </w:r>
+                      <w:r>
+                        <w:rPr>
+                          <w:color w:val="00B050"/>
+                          <w:sz w:val="32"/>
+                          <w:szCs w:val="32"/>
+                        </w:rPr>
+                        <w:t>–</w:t>
+                      </w:r>
+                      <w:r>
+                        <w:rPr>
+                          <w:sz w:val="32"/>
+                          <w:szCs w:val="32"/>
+                        </w:rPr>
+                        <w:t xml:space="preserve"> </w:t>
+                      </w:r>
+                      <w:r>
+                        <w:rPr>
+                          <w:sz w:val="28"/>
+                          <w:szCs w:val="28"/>
+                        </w:rPr>
+                        <w:t>220</w:t>
+                      </w:r>
+                      <w:r>
+                        <w:rPr>
+                          <w:sz w:val="32"/>
+                          <w:szCs w:val="32"/>
+                        </w:rPr>
+                        <w:t>)</w:t>
+                      </w:r>
+                    </w:p>
+                  </w:txbxContent>
+                </v:textbox>
+              </v:shape>
+            </w:pict>
+          </mc:Fallback>
+        </mc:AlternateContent>
+      </w:r>
+      <w:r>
+        <w:rPr>
+          <w:noProof/>
           <w:sz w:val="40"/>
           <w:szCs w:val="40"/>
         </w:rPr>
         <w:drawing>
-          <wp:anchor distT="0" distB="0" distL="114300" distR="114300" simplePos="0" relativeHeight="251770880" behindDoc="1" locked="0" layoutInCell="1" allowOverlap="1" wp14:anchorId="1DEC6DF6" wp14:editId="01D2EA02">
+          <wp:anchor distT="0" distB="0" distL="114300" distR="114300" simplePos="0" relativeHeight="251770880" behindDoc="1" locked="0" layoutInCell="1" allowOverlap="1" wp14:anchorId="1DEC6DF6" wp14:editId="2D0FADED">
             <wp:simplePos x="0" y="0"/>
             <wp:positionH relativeFrom="column">
-              <wp:posOffset>4312766</wp:posOffset>
+              <wp:posOffset>4312285</wp:posOffset>
             </wp:positionH>
             <wp:positionV relativeFrom="paragraph">
-              <wp:posOffset>1958340</wp:posOffset>
+              <wp:posOffset>1787257</wp:posOffset>
             </wp:positionV>
             <wp:extent cx="2230120" cy="1504950"/>
             <wp:effectExtent l="0" t="0" r="5080" b="6350"/>
@@ -736,7 +1086,7 @@
                     <pic:cNvPicPr/>
                   </pic:nvPicPr>
                   <pic:blipFill>
-                    <a:blip r:embed="rId12">
+                    <a:blip r:embed="rId13">
                       <a:extLst>
                         <a:ext uri="{28A0092B-C50C-407E-A947-70E740481C1C}">
                           <a14:useLocalDpi xmlns:a14="http://schemas.microsoft.com/office/drawing/2010/main" val="0"/>
@@ -963,6 +1313,274 @@
       </w:pPr>
       <w:r>
         <w:rPr>
+          <w:noProof/>
+          <w:sz w:val="36"/>
+          <w:szCs w:val="36"/>
+        </w:rPr>
+        <mc:AlternateContent>
+          <mc:Choice Requires="wps">
+            <w:drawing>
+              <wp:anchor distT="0" distB="0" distL="114300" distR="114300" simplePos="0" relativeHeight="251774976" behindDoc="0" locked="0" layoutInCell="1" allowOverlap="1" wp14:anchorId="24E83D8E" wp14:editId="69C4B9AF">
+                <wp:simplePos x="0" y="0"/>
+                <wp:positionH relativeFrom="column">
+                  <wp:posOffset>-8125</wp:posOffset>
+                </wp:positionH>
+                <wp:positionV relativeFrom="paragraph">
+                  <wp:posOffset>1437491</wp:posOffset>
+                </wp:positionV>
+                <wp:extent cx="3144853" cy="1068224"/>
+                <wp:effectExtent l="0" t="0" r="0" b="0"/>
+                <wp:wrapNone/>
+                <wp:docPr id="771975881" name="Text Box 1"/>
+                <wp:cNvGraphicFramePr/>
+                <a:graphic xmlns:a="http://schemas.openxmlformats.org/drawingml/2006/main">
+                  <a:graphicData uri="http://schemas.microsoft.com/office/word/2010/wordprocessingShape">
+                    <wps:wsp>
+                      <wps:cNvSpPr txBox="1"/>
+                      <wps:spPr>
+                        <a:xfrm>
+                          <a:off x="0" y="0"/>
+                          <a:ext cx="3144853" cy="1068224"/>
+                        </a:xfrm>
+                        <a:prstGeom prst="rect">
+                          <a:avLst/>
+                        </a:prstGeom>
+                        <a:noFill/>
+                        <a:ln w="6350">
+                          <a:noFill/>
+                        </a:ln>
+                      </wps:spPr>
+                      <wps:txbx>
+                        <w:txbxContent>
+                          <w:p>
+                            <w:pPr>
+                              <w:rPr>
+                                <w:sz w:val="32"/>
+                                <w:szCs w:val="32"/>
+                              </w:rPr>
+                            </w:pPr>
+                            <w:r>
+                              <w:rPr>
+                                <w:sz w:val="32"/>
+                                <w:szCs w:val="32"/>
+                              </w:rPr>
+                              <w:t xml:space="preserve">The grouping of </w:t>
+                            </w:r>
+                            <w:r>
+                              <w:rPr>
+                                <w:b/>
+                                <w:bCs/>
+                                <w:color w:val="0070C0"/>
+                                <w:sz w:val="32"/>
+                                <w:szCs w:val="32"/>
+                              </w:rPr>
+                              <w:t>set x</w:t>
+                            </w:r>
+                            <w:r>
+                              <w:rPr>
+                                <w:sz w:val="32"/>
+                                <w:szCs w:val="32"/>
+                              </w:rPr>
+                              <w:t xml:space="preserve"> is:</w:t>
+                            </w:r>
+                            <w:r>
+                              <w:rPr>
+                                <w:sz w:val="32"/>
+                                <w:szCs w:val="32"/>
+                              </w:rPr>
+                              <w:br/>
+                            </w:r>
+                            <w:r>
+                              <w:rPr>
+                                <w:sz w:val="32"/>
+                                <w:szCs w:val="32"/>
+                              </w:rPr>
+                              <w:t>(((</w:t>
+                            </w:r>
+                            <w:r>
+                              <w:rPr>
+                                <w:color w:val="0070C0"/>
+                                <w:sz w:val="32"/>
+                                <w:szCs w:val="32"/>
+                              </w:rPr>
+                              <w:t xml:space="preserve">x position </w:t>
+                            </w:r>
+                            <w:r>
+                              <w:rPr>
+                                <w:color w:val="00B050"/>
+                                <w:sz w:val="32"/>
+                                <w:szCs w:val="32"/>
+                              </w:rPr>
+                              <w:t>+</w:t>
+                            </w:r>
+                            <w:r>
+                              <w:rPr>
+                                <w:sz w:val="32"/>
+                                <w:szCs w:val="32"/>
+                              </w:rPr>
+                              <w:t xml:space="preserve"> 230) </w:t>
+                            </w:r>
+                            <w:r>
+                              <w:rPr>
+                                <w:color w:val="00B050"/>
+                                <w:sz w:val="32"/>
+                                <w:szCs w:val="32"/>
+                              </w:rPr>
+                              <w:t xml:space="preserve">mod </w:t>
+                            </w:r>
+                            <w:r>
+                              <w:rPr>
+                                <w:sz w:val="32"/>
+                                <w:szCs w:val="32"/>
+                              </w:rPr>
+                              <w:t xml:space="preserve">460) </w:t>
+                            </w:r>
+                            <w:r>
+                              <w:rPr>
+                                <w:color w:val="00B050"/>
+                                <w:sz w:val="32"/>
+                                <w:szCs w:val="32"/>
+                              </w:rPr>
+                              <w:t xml:space="preserve">– </w:t>
+                            </w:r>
+                            <w:r>
+                              <w:rPr>
+                                <w:sz w:val="32"/>
+                                <w:szCs w:val="32"/>
+                              </w:rPr>
+                              <w:t>230)</w:t>
+                            </w:r>
+                          </w:p>
+                        </w:txbxContent>
+                      </wps:txbx>
+                      <wps:bodyPr rot="0" spcFirstLastPara="0" vertOverflow="overflow" horzOverflow="overflow" vert="horz" wrap="square" lIns="91440" tIns="45720" rIns="91440" bIns="45720" numCol="1" spcCol="0" rtlCol="0" fromWordArt="0" anchor="t" anchorCtr="0" forceAA="0" compatLnSpc="1">
+                        <a:prstTxWarp prst="textNoShape">
+                          <a:avLst/>
+                        </a:prstTxWarp>
+                        <a:noAutofit/>
+                      </wps:bodyPr>
+                    </wps:wsp>
+                  </a:graphicData>
+                </a:graphic>
+                <wp14:sizeRelH relativeFrom="margin">
+                  <wp14:pctWidth>0</wp14:pctWidth>
+                </wp14:sizeRelH>
+              </wp:anchor>
+            </w:drawing>
+          </mc:Choice>
+          <mc:Fallback>
+            <w:pict>
+              <v:shape w14:anchorId="24E83D8E" id="_x0000_s1027" type="#_x0000_t202" style="position:absolute;left:0;text-align:left;margin-left:-.65pt;margin-top:113.2pt;width:247.65pt;height:84.1pt;z-index:251774976;visibility:visible;mso-wrap-style:square;mso-width-percent:0;mso-wrap-distance-left:9pt;mso-wrap-distance-top:0;mso-wrap-distance-right:9pt;mso-wrap-distance-bottom:0;mso-position-horizontal:absolute;mso-position-horizontal-relative:text;mso-position-vertical:absolute;mso-position-vertical-relative:text;mso-width-percent:0;mso-width-relative:margin;v-text-anchor:top" o:gfxdata="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" filled="f" stroked="f" strokeweight=".5pt">
+                <v:textbox>
+                  <w:txbxContent>
+                    <w:p>
+                      <w:pPr>
+                        <w:rPr>
+                          <w:sz w:val="32"/>
+                          <w:szCs w:val="32"/>
+                        </w:rPr>
+                      </w:pPr>
+                      <w:r>
+                        <w:rPr>
+                          <w:sz w:val="32"/>
+                          <w:szCs w:val="32"/>
+                        </w:rPr>
+                        <w:t xml:space="preserve">The grouping of </w:t>
+                      </w:r>
+                      <w:r>
+                        <w:rPr>
+                          <w:b/>
+                          <w:bCs/>
+                          <w:color w:val="0070C0"/>
+                          <w:sz w:val="32"/>
+                          <w:szCs w:val="32"/>
+                        </w:rPr>
+                        <w:t>set x</w:t>
+                      </w:r>
+                      <w:r>
+                        <w:rPr>
+                          <w:sz w:val="32"/>
+                          <w:szCs w:val="32"/>
+                        </w:rPr>
+                        <w:t xml:space="preserve"> is:</w:t>
+                      </w:r>
+                      <w:r>
+                        <w:rPr>
+                          <w:sz w:val="32"/>
+                          <w:szCs w:val="32"/>
+                        </w:rPr>
+                        <w:br/>
+                      </w:r>
+                      <w:r>
+                        <w:rPr>
+                          <w:sz w:val="32"/>
+                          <w:szCs w:val="32"/>
+                        </w:rPr>
+                        <w:t>(((</w:t>
+                      </w:r>
+                      <w:r>
+                        <w:rPr>
+                          <w:color w:val="0070C0"/>
+                          <w:sz w:val="32"/>
+                          <w:szCs w:val="32"/>
+                        </w:rPr>
+                        <w:t xml:space="preserve">x position </w:t>
+                      </w:r>
+                      <w:r>
+                        <w:rPr>
+                          <w:color w:val="00B050"/>
+                          <w:sz w:val="32"/>
+                          <w:szCs w:val="32"/>
+                        </w:rPr>
+                        <w:t>+</w:t>
+                      </w:r>
+                      <w:r>
+                        <w:rPr>
+                          <w:sz w:val="32"/>
+                          <w:szCs w:val="32"/>
+                        </w:rPr>
+                        <w:t xml:space="preserve"> 230) </w:t>
+                      </w:r>
+                      <w:r>
+                        <w:rPr>
+                          <w:color w:val="00B050"/>
+                          <w:sz w:val="32"/>
+                          <w:szCs w:val="32"/>
+                        </w:rPr>
+                        <w:t xml:space="preserve">mod </w:t>
+                      </w:r>
+                      <w:r>
+                        <w:rPr>
+                          <w:sz w:val="32"/>
+                          <w:szCs w:val="32"/>
+                        </w:rPr>
+                        <w:t xml:space="preserve">460) </w:t>
+                      </w:r>
+                      <w:r>
+                        <w:rPr>
+                          <w:color w:val="00B050"/>
+                          <w:sz w:val="32"/>
+                          <w:szCs w:val="32"/>
+                        </w:rPr>
+                        <w:t xml:space="preserve">– </w:t>
+                      </w:r>
+                      <w:r>
+                        <w:rPr>
+                          <w:sz w:val="32"/>
+                          <w:szCs w:val="32"/>
+                        </w:rPr>
+                        <w:t>230)</w:t>
+                      </w:r>
+                    </w:p>
+                  </w:txbxContent>
+                </v:textbox>
+              </v:shape>
+            </w:pict>
+          </mc:Fallback>
+        </mc:AlternateContent>
+      </w:r>
+      <w:r>
+        <w:rPr>
           <w:sz w:val="40"/>
           <w:szCs w:val="40"/>
         </w:rPr>
@@ -1048,30 +1666,24 @@
           <w:sz w:val="40"/>
           <w:szCs w:val="40"/>
         </w:rPr>
-        <w:t xml:space="preserve"> The grouping of the blocks is (((</w:t>
-      </w:r>
-      <w:r>
-        <w:rPr>
-          <w:color w:val="0070C0"/>
-          <w:sz w:val="40"/>
-          <w:szCs w:val="40"/>
-        </w:rPr>
-        <w:t xml:space="preserve">x position </w:t>
-      </w:r>
-      <w:r>
-        <w:rPr>
+        <w:t xml:space="preserve"> The </w:t>
+      </w:r>
+      <w:r>
+        <w:rPr>
+          <w:sz w:val="40"/>
+          <w:szCs w:val="40"/>
+        </w:rPr>
+        <w:t xml:space="preserve">screen width is 460 and </w:t>
+      </w:r>
+      <w:r>
+        <w:rPr>
+          <w:b/>
+          <w:bCs/>
           <w:color w:val="00B050"/>
           <w:sz w:val="40"/>
           <w:szCs w:val="40"/>
         </w:rPr>
-        <w:t>+</w:t>
-      </w:r>
-      <w:r>
-        <w:rPr>
-          <w:sz w:val="40"/>
-          <w:szCs w:val="40"/>
-        </w:rPr>
-        <w:t xml:space="preserve"> 230) </w:t>
+        <w:t>mod</w:t>
       </w:r>
       <w:r>
         <w:rPr>
@@ -1079,29 +1691,14 @@
           <w:sz w:val="40"/>
           <w:szCs w:val="40"/>
         </w:rPr>
-        <w:t xml:space="preserve">mod </w:t>
-      </w:r>
-      <w:r>
-        <w:rPr>
-          <w:sz w:val="40"/>
-          <w:szCs w:val="40"/>
-        </w:rPr>
-        <w:t xml:space="preserve">460) </w:t>
-      </w:r>
-      <w:r>
-        <w:rPr>
-          <w:color w:val="00B050"/>
-          <w:sz w:val="40"/>
-          <w:szCs w:val="40"/>
-        </w:rPr>
-        <w:t xml:space="preserve">– </w:t>
-      </w:r>
-      <w:r>
-        <w:rPr>
-          <w:sz w:val="40"/>
-          <w:szCs w:val="40"/>
-        </w:rPr>
-        <w:t>230).</w:t>
+        <w:t xml:space="preserve"> </w:t>
+      </w:r>
+      <w:r>
+        <w:rPr>
+          <w:sz w:val="40"/>
+          <w:szCs w:val="40"/>
+        </w:rPr>
+        <w:t>gives the remainder after division.</w:t>
       </w:r>
       <w:r>
         <w:rPr>
@@ -1132,7 +1729,7 @@
                     <pic:cNvPicPr/>
                   </pic:nvPicPr>
                   <pic:blipFill>
-                    <a:blip r:embed="rId13">
+                    <a:blip r:embed="rId14">
                       <a:extLst>
                         <a:ext uri="{28A0092B-C50C-407E-A947-70E740481C1C}">
                           <a14:useLocalDpi xmlns:a14="http://schemas.microsoft.com/office/drawing/2010/main" val="0"/>
@@ -1183,7 +1780,7 @@
           <w:szCs w:val="40"/>
         </w:rPr>
         <w:drawing>
-          <wp:anchor distT="0" distB="0" distL="114300" distR="114300" simplePos="0" relativeHeight="251764736" behindDoc="1" locked="0" layoutInCell="1" allowOverlap="1" wp14:anchorId="4F3513BD" wp14:editId="43977DFB">
+          <wp:anchor distT="0" distB="0" distL="114300" distR="114300" simplePos="0" relativeHeight="251764736" behindDoc="1" locked="0" layoutInCell="1" allowOverlap="1" wp14:anchorId="4F3513BD" wp14:editId="25BABB0B">
             <wp:simplePos x="0" y="0"/>
             <wp:positionH relativeFrom="column">
               <wp:posOffset>-8890</wp:posOffset>
@@ -1214,7 +1811,7 @@
                     <pic:cNvPicPr/>
                   </pic:nvPicPr>
                   <pic:blipFill>
-                    <a:blip r:embed="rId14">
+                    <a:blip r:embed="rId15">
                       <a:extLst>
                         <a:ext uri="{28A0092B-C50C-407E-A947-70E740481C1C}">
                           <a14:useLocalDpi xmlns:a14="http://schemas.microsoft.com/office/drawing/2010/main" val="0"/>
@@ -1357,7 +1954,7 @@
           <w:szCs w:val="40"/>
         </w:rPr>
         <w:drawing>
-          <wp:anchor distT="0" distB="0" distL="114300" distR="114300" simplePos="0" relativeHeight="251766784" behindDoc="1" locked="0" layoutInCell="1" allowOverlap="1" wp14:anchorId="06096829" wp14:editId="56D04813">
+          <wp:anchor distT="0" distB="0" distL="114300" distR="114300" simplePos="0" relativeHeight="251766784" behindDoc="1" locked="0" layoutInCell="1" allowOverlap="1" wp14:anchorId="06096829" wp14:editId="3482F745">
             <wp:simplePos x="0" y="0"/>
             <wp:positionH relativeFrom="column">
               <wp:posOffset>3657600</wp:posOffset>
@@ -1388,7 +1985,7 @@
                     <pic:cNvPicPr/>
                   </pic:nvPicPr>
                   <pic:blipFill>
-                    <a:blip r:embed="rId15">
+                    <a:blip r:embed="rId16">
                       <a:extLst>
                         <a:ext uri="{28A0092B-C50C-407E-A947-70E740481C1C}">
                           <a14:useLocalDpi xmlns:a14="http://schemas.microsoft.com/office/drawing/2010/main" val="0"/>
@@ -1799,6 +2396,330 @@
       </w:pPr>
       <w:r>
         <w:rPr>
+          <w:noProof/>
+          <w:sz w:val="36"/>
+          <w:szCs w:val="36"/>
+        </w:rPr>
+        <mc:AlternateContent>
+          <mc:Choice Requires="wps">
+            <w:drawing>
+              <wp:anchor distT="0" distB="0" distL="114300" distR="114300" simplePos="0" relativeHeight="251777024" behindDoc="0" locked="0" layoutInCell="1" allowOverlap="1" wp14:anchorId="56448BCA" wp14:editId="797F6AD9">
+                <wp:simplePos x="0" y="0"/>
+                <wp:positionH relativeFrom="column">
+                  <wp:posOffset>-8546</wp:posOffset>
+                </wp:positionH>
+                <wp:positionV relativeFrom="paragraph">
+                  <wp:posOffset>1431872</wp:posOffset>
+                </wp:positionV>
+                <wp:extent cx="4982198" cy="1068224"/>
+                <wp:effectExtent l="0" t="0" r="0" b="0"/>
+                <wp:wrapNone/>
+                <wp:docPr id="200856181" name="Text Box 1"/>
+                <wp:cNvGraphicFramePr/>
+                <a:graphic xmlns:a="http://schemas.openxmlformats.org/drawingml/2006/main">
+                  <a:graphicData uri="http://schemas.microsoft.com/office/word/2010/wordprocessingShape">
+                    <wps:wsp>
+                      <wps:cNvSpPr txBox="1"/>
+                      <wps:spPr>
+                        <a:xfrm>
+                          <a:off x="0" y="0"/>
+                          <a:ext cx="4982198" cy="1068224"/>
+                        </a:xfrm>
+                        <a:prstGeom prst="rect">
+                          <a:avLst/>
+                        </a:prstGeom>
+                        <a:noFill/>
+                        <a:ln w="6350">
+                          <a:noFill/>
+                        </a:ln>
+                      </wps:spPr>
+                      <wps:txbx>
+                        <w:txbxContent>
+                          <w:p>
+                            <w:pPr>
+                              <w:rPr>
+                                <w:sz w:val="32"/>
+                                <w:szCs w:val="32"/>
+                              </w:rPr>
+                            </w:pPr>
+                            <w:r>
+                              <w:rPr>
+                                <w:sz w:val="32"/>
+                                <w:szCs w:val="32"/>
+                              </w:rPr>
+                              <w:t xml:space="preserve">The grouping of </w:t>
+                            </w:r>
+                            <w:r>
+                              <w:rPr>
+                                <w:b/>
+                                <w:bCs/>
+                                <w:color w:val="0070C0"/>
+                                <w:sz w:val="32"/>
+                                <w:szCs w:val="32"/>
+                              </w:rPr>
+                              <w:t>set x</w:t>
+                            </w:r>
+                            <w:r>
+                              <w:rPr>
+                                <w:sz w:val="32"/>
+                                <w:szCs w:val="32"/>
+                              </w:rPr>
+                              <w:t xml:space="preserve"> is:</w:t>
+                            </w:r>
+                            <w:r>
+                              <w:rPr>
+                                <w:sz w:val="32"/>
+                                <w:szCs w:val="32"/>
+                              </w:rPr>
+                              <w:t xml:space="preserve"> </w:t>
+                            </w:r>
+                            <w:r>
+                              <w:rPr>
+                                <w:sz w:val="32"/>
+                                <w:szCs w:val="32"/>
+                              </w:rPr>
+                              <w:t>(((</w:t>
+                            </w:r>
+                            <w:r>
+                              <w:rPr>
+                                <w:color w:val="0070C0"/>
+                                <w:sz w:val="28"/>
+                                <w:szCs w:val="28"/>
+                              </w:rPr>
+                              <w:t xml:space="preserve">x position </w:t>
+                            </w:r>
+                            <w:r>
+                              <w:rPr>
+                                <w:color w:val="00B050"/>
+                                <w:sz w:val="32"/>
+                                <w:szCs w:val="32"/>
+                              </w:rPr>
+                              <w:t>+</w:t>
+                            </w:r>
+                            <w:r>
+                              <w:rPr>
+                                <w:sz w:val="32"/>
+                                <w:szCs w:val="32"/>
+                              </w:rPr>
+                              <w:t xml:space="preserve"> </w:t>
+                            </w:r>
+                            <w:r>
+                              <w:rPr>
+                                <w:sz w:val="28"/>
+                                <w:szCs w:val="28"/>
+                              </w:rPr>
+                              <w:t>230</w:t>
+                            </w:r>
+                            <w:r>
+                              <w:rPr>
+                                <w:sz w:val="32"/>
+                                <w:szCs w:val="32"/>
+                              </w:rPr>
+                              <w:t xml:space="preserve">) </w:t>
+                            </w:r>
+                            <w:r>
+                              <w:rPr>
+                                <w:color w:val="00B050"/>
+                                <w:sz w:val="32"/>
+                                <w:szCs w:val="32"/>
+                              </w:rPr>
+                              <w:t xml:space="preserve">mod </w:t>
+                            </w:r>
+                            <w:r>
+                              <w:rPr>
+                                <w:sz w:val="28"/>
+                                <w:szCs w:val="28"/>
+                              </w:rPr>
+                              <w:t>460</w:t>
+                            </w:r>
+                            <w:r>
+                              <w:rPr>
+                                <w:sz w:val="32"/>
+                                <w:szCs w:val="32"/>
+                              </w:rPr>
+                              <w:t xml:space="preserve">) </w:t>
+                            </w:r>
+                            <w:r>
+                              <w:rPr>
+                                <w:color w:val="00B050"/>
+                                <w:sz w:val="32"/>
+                                <w:szCs w:val="32"/>
+                              </w:rPr>
+                              <w:t xml:space="preserve">– </w:t>
+                            </w:r>
+                            <w:r>
+                              <w:rPr>
+                                <w:sz w:val="28"/>
+                                <w:szCs w:val="28"/>
+                              </w:rPr>
+                              <w:t>230</w:t>
+                            </w:r>
+                            <w:r>
+                              <w:rPr>
+                                <w:sz w:val="32"/>
+                                <w:szCs w:val="32"/>
+                              </w:rPr>
+                              <w:t>)</w:t>
+                            </w:r>
+                          </w:p>
+                        </w:txbxContent>
+                      </wps:txbx>
+                      <wps:bodyPr rot="0" spcFirstLastPara="0" vertOverflow="overflow" horzOverflow="overflow" vert="horz" wrap="square" lIns="91440" tIns="45720" rIns="91440" bIns="45720" numCol="1" spcCol="0" rtlCol="0" fromWordArt="0" anchor="t" anchorCtr="0" forceAA="0" compatLnSpc="1">
+                        <a:prstTxWarp prst="textNoShape">
+                          <a:avLst/>
+                        </a:prstTxWarp>
+                        <a:noAutofit/>
+                      </wps:bodyPr>
+                    </wps:wsp>
+                  </a:graphicData>
+                </a:graphic>
+                <wp14:sizeRelH relativeFrom="margin">
+                  <wp14:pctWidth>0</wp14:pctWidth>
+                </wp14:sizeRelH>
+              </wp:anchor>
+            </w:drawing>
+          </mc:Choice>
+          <mc:Fallback>
+            <w:pict>
+              <v:shape w14:anchorId="56448BCA" id="_x0000_s1028" type="#_x0000_t202" style="position:absolute;left:0;text-align:left;margin-left:-.65pt;margin-top:112.75pt;width:392.3pt;height:84.1pt;z-index:251777024;visibility:visible;mso-wrap-style:square;mso-width-percent:0;mso-wrap-distance-left:9pt;mso-wrap-distance-top:0;mso-wrap-distance-right:9pt;mso-wrap-distance-bottom:0;mso-position-horizontal:absolute;mso-position-horizontal-relative:text;mso-position-vertical:absolute;mso-position-vertical-relative:text;mso-width-percent:0;mso-width-relative:margin;v-text-anchor:top" o:gfxdata="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" filled="f" stroked="f" strokeweight=".5pt">
+                <v:textbox>
+                  <w:txbxContent>
+                    <w:p>
+                      <w:pPr>
+                        <w:rPr>
+                          <w:sz w:val="32"/>
+                          <w:szCs w:val="32"/>
+                        </w:rPr>
+                      </w:pPr>
+                      <w:r>
+                        <w:rPr>
+                          <w:sz w:val="32"/>
+                          <w:szCs w:val="32"/>
+                        </w:rPr>
+                        <w:t xml:space="preserve">The grouping of </w:t>
+                      </w:r>
+                      <w:r>
+                        <w:rPr>
+                          <w:b/>
+                          <w:bCs/>
+                          <w:color w:val="0070C0"/>
+                          <w:sz w:val="32"/>
+                          <w:szCs w:val="32"/>
+                        </w:rPr>
+                        <w:t>set x</w:t>
+                      </w:r>
+                      <w:r>
+                        <w:rPr>
+                          <w:sz w:val="32"/>
+                          <w:szCs w:val="32"/>
+                        </w:rPr>
+                        <w:t xml:space="preserve"> is:</w:t>
+                      </w:r>
+                      <w:r>
+                        <w:rPr>
+                          <w:sz w:val="32"/>
+                          <w:szCs w:val="32"/>
+                        </w:rPr>
+                        <w:t xml:space="preserve"> </w:t>
+                      </w:r>
+                      <w:r>
+                        <w:rPr>
+                          <w:sz w:val="32"/>
+                          <w:szCs w:val="32"/>
+                        </w:rPr>
+                        <w:t>(((</w:t>
+                      </w:r>
+                      <w:r>
+                        <w:rPr>
+                          <w:color w:val="0070C0"/>
+                          <w:sz w:val="28"/>
+                          <w:szCs w:val="28"/>
+                        </w:rPr>
+                        <w:t xml:space="preserve">x position </w:t>
+                      </w:r>
+                      <w:r>
+                        <w:rPr>
+                          <w:color w:val="00B050"/>
+                          <w:sz w:val="32"/>
+                          <w:szCs w:val="32"/>
+                        </w:rPr>
+                        <w:t>+</w:t>
+                      </w:r>
+                      <w:r>
+                        <w:rPr>
+                          <w:sz w:val="32"/>
+                          <w:szCs w:val="32"/>
+                        </w:rPr>
+                        <w:t xml:space="preserve"> </w:t>
+                      </w:r>
+                      <w:r>
+                        <w:rPr>
+                          <w:sz w:val="28"/>
+                          <w:szCs w:val="28"/>
+                        </w:rPr>
+                        <w:t>230</w:t>
+                      </w:r>
+                      <w:r>
+                        <w:rPr>
+                          <w:sz w:val="32"/>
+                          <w:szCs w:val="32"/>
+                        </w:rPr>
+                        <w:t xml:space="preserve">) </w:t>
+                      </w:r>
+                      <w:r>
+                        <w:rPr>
+                          <w:color w:val="00B050"/>
+                          <w:sz w:val="32"/>
+                          <w:szCs w:val="32"/>
+                        </w:rPr>
+                        <w:t xml:space="preserve">mod </w:t>
+                      </w:r>
+                      <w:r>
+                        <w:rPr>
+                          <w:sz w:val="28"/>
+                          <w:szCs w:val="28"/>
+                        </w:rPr>
+                        <w:t>460</w:t>
+                      </w:r>
+                      <w:r>
+                        <w:rPr>
+                          <w:sz w:val="32"/>
+                          <w:szCs w:val="32"/>
+                        </w:rPr>
+                        <w:t xml:space="preserve">) </w:t>
+                      </w:r>
+                      <w:r>
+                        <w:rPr>
+                          <w:color w:val="00B050"/>
+                          <w:sz w:val="32"/>
+                          <w:szCs w:val="32"/>
+                        </w:rPr>
+                        <w:t xml:space="preserve">– </w:t>
+                      </w:r>
+                      <w:r>
+                        <w:rPr>
+                          <w:sz w:val="28"/>
+                          <w:szCs w:val="28"/>
+                        </w:rPr>
+                        <w:t>230</w:t>
+                      </w:r>
+                      <w:r>
+                        <w:rPr>
+                          <w:sz w:val="32"/>
+                          <w:szCs w:val="32"/>
+                        </w:rPr>
+                        <w:t>)</w:t>
+                      </w:r>
+                    </w:p>
+                  </w:txbxContent>
+                </v:textbox>
+              </v:shape>
+            </w:pict>
+          </mc:Fallback>
+        </mc:AlternateContent>
+      </w:r>
+      <w:r>
+        <w:rPr>
           <w:sz w:val="40"/>
           <w:szCs w:val="40"/>
         </w:rPr>
@@ -1970,7 +2891,7 @@
                     <pic:cNvPicPr/>
                   </pic:nvPicPr>
                   <pic:blipFill>
-                    <a:blip r:embed="rId16">
+                    <a:blip r:embed="rId17">
                       <a:extLst>
                         <a:ext uri="{28A0092B-C50C-407E-A947-70E740481C1C}">
                           <a14:useLocalDpi xmlns:a14="http://schemas.microsoft.com/office/drawing/2010/main" val="0"/>
@@ -2007,68 +2928,14 @@
           <w:sz w:val="40"/>
           <w:szCs w:val="40"/>
         </w:rPr>
-        <w:t>The set x block does the same wrap-around as in Pac-Man and the grouping of the blocks is the same:</w:t>
-      </w:r>
-      <w:r>
-        <w:rPr>
-          <w:sz w:val="40"/>
-          <w:szCs w:val="40"/>
-        </w:rPr>
-        <w:br/>
-        <w:t xml:space="preserve"> (((</w:t>
-      </w:r>
-      <w:r>
-        <w:rPr>
-          <w:color w:val="0070C0"/>
-          <w:sz w:val="40"/>
-          <w:szCs w:val="40"/>
-        </w:rPr>
-        <w:t xml:space="preserve">x position </w:t>
-      </w:r>
-      <w:r>
-        <w:rPr>
-          <w:color w:val="00B050"/>
-          <w:sz w:val="40"/>
-          <w:szCs w:val="40"/>
-        </w:rPr>
-        <w:t>+</w:t>
-      </w:r>
-      <w:r>
-        <w:rPr>
-          <w:sz w:val="40"/>
-          <w:szCs w:val="40"/>
-        </w:rPr>
-        <w:t xml:space="preserve"> 230) </w:t>
-      </w:r>
-      <w:r>
-        <w:rPr>
-          <w:color w:val="00B050"/>
-          <w:sz w:val="40"/>
-          <w:szCs w:val="40"/>
-        </w:rPr>
-        <w:t xml:space="preserve">mod </w:t>
-      </w:r>
-      <w:r>
-        <w:rPr>
-          <w:sz w:val="40"/>
-          <w:szCs w:val="40"/>
-        </w:rPr>
-        <w:t xml:space="preserve">460) </w:t>
-      </w:r>
-      <w:r>
-        <w:rPr>
-          <w:color w:val="00B050"/>
-          <w:sz w:val="40"/>
-          <w:szCs w:val="40"/>
-        </w:rPr>
-        <w:t xml:space="preserve">– </w:t>
-      </w:r>
-      <w:r>
-        <w:rPr>
-          <w:sz w:val="40"/>
-          <w:szCs w:val="40"/>
-        </w:rPr>
-        <w:t>230).</w:t>
+        <w:t>The set x block does the same wrap-around as in Pac-Man and the grouping of the blocks is the same</w:t>
+      </w:r>
+      <w:r>
+        <w:rPr>
+          <w:sz w:val="40"/>
+          <w:szCs w:val="40"/>
+        </w:rPr>
+        <w:t>.</w:t>
       </w:r>
     </w:p>
     <w:p>
@@ -2094,7 +2961,7 @@
         </w:rPr>
         <w:lastRenderedPageBreak/>
         <w:drawing>
-          <wp:anchor distT="0" distB="0" distL="114300" distR="114300" simplePos="0" relativeHeight="251768832" behindDoc="1" locked="0" layoutInCell="1" allowOverlap="1" wp14:anchorId="19CAF624" wp14:editId="248B5C09">
+          <wp:anchor distT="0" distB="0" distL="114300" distR="114300" simplePos="0" relativeHeight="251768832" behindDoc="1" locked="0" layoutInCell="1" allowOverlap="1" wp14:anchorId="19CAF624" wp14:editId="22750ADF">
             <wp:simplePos x="0" y="0"/>
             <wp:positionH relativeFrom="column">
               <wp:posOffset>4152739</wp:posOffset>
@@ -2125,7 +2992,7 @@
                     <pic:cNvPicPr/>
                   </pic:nvPicPr>
                   <pic:blipFill>
-                    <a:blip r:embed="rId17">
+                    <a:blip r:embed="rId18">
                       <a:extLst>
                         <a:ext uri="{28A0092B-C50C-407E-A947-70E740481C1C}">
                           <a14:useLocalDpi xmlns:a14="http://schemas.microsoft.com/office/drawing/2010/main" val="0"/>
@@ -2356,19 +3223,6 @@
         <w:spacing w:before="120" w:line="276" w:lineRule="auto"/>
         <w:ind w:right="-476"/>
         <w:rPr>
-          <w:sz w:val="40"/>
-          <w:szCs w:val="40"/>
-        </w:rPr>
-      </w:pPr>
-      <w:r>
-        <w:rPr>
-          <w:i/>
-          <w:iCs/>
-        </w:rPr>
-        <w:br/>
-      </w:r>
-      <w:r>
-        <w:rPr>
           <w:b/>
           <w:bCs/>
           <w:i/>
@@ -2376,25 +3230,13 @@
           <w:sz w:val="36"/>
           <w:szCs w:val="36"/>
         </w:rPr>
-        <w:t>Save</w:t>
-      </w:r>
+      </w:pPr>
       <w:r>
         <w:rPr>
           <w:i/>
           <w:iCs/>
-          <w:sz w:val="36"/>
-          <w:szCs w:val="36"/>
-        </w:rPr>
-        <w:t xml:space="preserve"> your code with a good name.</w:t>
-      </w:r>
-      <w:r>
-        <w:rPr>
-          <w:i/>
-          <w:iCs/>
-          <w:sz w:val="36"/>
-          <w:szCs w:val="36"/>
-        </w:rPr>
-        <w:t xml:space="preserve"> </w:t>
+        </w:rPr>
+        <w:br/>
       </w:r>
       <w:r>
         <w:rPr>
@@ -2405,7 +3247,218 @@
           <w:sz w:val="36"/>
           <w:szCs w:val="36"/>
         </w:rPr>
+        <w:t>Save</w:t>
+      </w:r>
+      <w:r>
+        <w:rPr>
+          <w:i/>
+          <w:iCs/>
+          <w:sz w:val="36"/>
+          <w:szCs w:val="36"/>
+        </w:rPr>
+        <w:t xml:space="preserve"> your code with a good name.</w:t>
+      </w:r>
+      <w:r>
+        <w:rPr>
+          <w:i/>
+          <w:iCs/>
+          <w:sz w:val="36"/>
+          <w:szCs w:val="36"/>
+        </w:rPr>
+        <w:t xml:space="preserve"> </w:t>
+      </w:r>
+      <w:r>
+        <w:rPr>
+          <w:b/>
+          <w:bCs/>
+          <w:i/>
+          <w:iCs/>
+          <w:sz w:val="36"/>
+          <w:szCs w:val="36"/>
+        </w:rPr>
         <w:t>File &gt; Save now</w:t>
+      </w:r>
+    </w:p>
+    <w:p>
+      <w:pPr>
+        <w:tabs>
+          <w:tab w:val="left" w:pos="0"/>
+        </w:tabs>
+        <w:spacing w:before="120" w:line="276" w:lineRule="auto"/>
+        <w:ind w:right="-476"/>
+        <w:rPr>
+          <w:b/>
+          <w:bCs/>
+          <w:i/>
+          <w:iCs/>
+          <w:sz w:val="36"/>
+          <w:szCs w:val="36"/>
+        </w:rPr>
+      </w:pPr>
+    </w:p>
+    <w:p>
+      <w:pPr>
+        <w:tabs>
+          <w:tab w:val="left" w:pos="0"/>
+        </w:tabs>
+        <w:spacing w:before="120" w:line="276" w:lineRule="auto"/>
+        <w:ind w:right="-476"/>
+        <w:rPr>
+          <w:sz w:val="36"/>
+          <w:szCs w:val="36"/>
+        </w:rPr>
+      </w:pPr>
+    </w:p>
+    <w:p>
+      <w:pPr>
+        <w:tabs>
+          <w:tab w:val="left" w:pos="0"/>
+        </w:tabs>
+        <w:spacing w:before="120" w:line="276" w:lineRule="auto"/>
+        <w:ind w:right="-476"/>
+        <w:rPr>
+          <w:sz w:val="36"/>
+          <w:szCs w:val="36"/>
+        </w:rPr>
+      </w:pPr>
+    </w:p>
+    <w:p>
+      <w:pPr>
+        <w:tabs>
+          <w:tab w:val="left" w:pos="0"/>
+        </w:tabs>
+        <w:spacing w:before="120" w:line="276" w:lineRule="auto"/>
+        <w:ind w:right="-476"/>
+        <w:rPr>
+          <w:sz w:val="36"/>
+          <w:szCs w:val="36"/>
+        </w:rPr>
+      </w:pPr>
+    </w:p>
+    <w:p>
+      <w:pPr>
+        <w:tabs>
+          <w:tab w:val="left" w:pos="0"/>
+        </w:tabs>
+        <w:spacing w:before="120" w:line="276" w:lineRule="auto"/>
+        <w:ind w:right="-476"/>
+        <w:rPr>
+          <w:sz w:val="36"/>
+          <w:szCs w:val="36"/>
+        </w:rPr>
+      </w:pPr>
+    </w:p>
+    <w:p>
+      <w:pPr>
+        <w:tabs>
+          <w:tab w:val="left" w:pos="0"/>
+        </w:tabs>
+        <w:spacing w:before="120" w:line="276" w:lineRule="auto"/>
+        <w:ind w:right="-476"/>
+        <w:rPr>
+          <w:sz w:val="36"/>
+          <w:szCs w:val="36"/>
+        </w:rPr>
+      </w:pPr>
+    </w:p>
+    <w:p>
+      <w:pPr>
+        <w:tabs>
+          <w:tab w:val="left" w:pos="0"/>
+        </w:tabs>
+        <w:spacing w:before="120" w:line="276" w:lineRule="auto"/>
+        <w:ind w:right="-476"/>
+        <w:rPr>
+          <w:sz w:val="36"/>
+          <w:szCs w:val="36"/>
+        </w:rPr>
+      </w:pPr>
+    </w:p>
+    <w:p>
+      <w:pPr>
+        <w:tabs>
+          <w:tab w:val="left" w:pos="0"/>
+        </w:tabs>
+        <w:spacing w:before="120" w:line="276" w:lineRule="auto"/>
+        <w:ind w:right="-476"/>
+        <w:rPr>
+          <w:sz w:val="36"/>
+          <w:szCs w:val="36"/>
+        </w:rPr>
+      </w:pPr>
+    </w:p>
+    <w:p>
+      <w:pPr>
+        <w:tabs>
+          <w:tab w:val="left" w:pos="0"/>
+        </w:tabs>
+        <w:spacing w:before="120" w:line="276" w:lineRule="auto"/>
+        <w:ind w:right="-476"/>
+        <w:rPr>
+          <w:sz w:val="36"/>
+          <w:szCs w:val="36"/>
+        </w:rPr>
+      </w:pPr>
+    </w:p>
+    <w:p>
+      <w:pPr>
+        <w:tabs>
+          <w:tab w:val="left" w:pos="0"/>
+        </w:tabs>
+        <w:spacing w:before="120" w:line="276" w:lineRule="auto"/>
+        <w:ind w:right="-476"/>
+        <w:rPr>
+          <w:sz w:val="36"/>
+          <w:szCs w:val="36"/>
+        </w:rPr>
+      </w:pPr>
+    </w:p>
+    <w:p>
+      <w:pPr>
+        <w:tabs>
+          <w:tab w:val="left" w:pos="0"/>
+        </w:tabs>
+        <w:spacing w:before="120" w:line="276" w:lineRule="auto"/>
+        <w:ind w:right="-476"/>
+        <w:rPr>
+          <w:sz w:val="36"/>
+          <w:szCs w:val="36"/>
+        </w:rPr>
+      </w:pPr>
+    </w:p>
+    <w:p>
+      <w:pPr>
+        <w:tabs>
+          <w:tab w:val="left" w:pos="0"/>
+        </w:tabs>
+        <w:spacing w:before="120" w:line="276" w:lineRule="auto"/>
+        <w:ind w:right="-476"/>
+        <w:rPr>
+          <w:sz w:val="40"/>
+          <w:szCs w:val="40"/>
+        </w:rPr>
+      </w:pPr>
+      <w:r>
+        <w:rPr>
+          <w:sz w:val="36"/>
+          <w:szCs w:val="36"/>
+        </w:rPr>
+        <w:t>Pac-Man graphics sourced from:</w:t>
+      </w:r>
+      <w:r>
+        <w:rPr>
+          <w:sz w:val="36"/>
+          <w:szCs w:val="36"/>
+        </w:rPr>
+        <w:br/>
+      </w:r>
+      <w:r>
+        <w:rPr>
+          <w:color w:val="0070C0"/>
+          <w:sz w:val="32"/>
+          <w:szCs w:val="32"/>
+        </w:rPr>
+        <w:t>https://www.spriters-resource.com/arcade/pacman</w:t>
       </w:r>
     </w:p>
     <w:sectPr>
